--- a/1B_六大水域棲位模型與風生流.docx
+++ b/1B_六大水域棲位模型與風生流.docx
@@ -2,6 +2,69 @@
 <file path=word/document.xml><?xml version="1.0" encoding="utf-8"?>
 <w:document xmlns:mc="http://schemas.openxmlformats.org/markup-compatibility/2006" xmlns:o="urn:schemas-microsoft-com:office:office" xmlns:r="http://schemas.openxmlformats.org/officeDocument/2006/relationships" xmlns:m="http://schemas.openxmlformats.org/officeDocument/2006/math" xmlns:v="urn:schemas-microsoft-com:vml" xmlns:wp="http://schemas.openxmlformats.org/drawingml/2006/wordprocessingDrawing" xmlns:w10="urn:schemas-microsoft-com:office:word" xmlns:w="http://schemas.openxmlformats.org/wordprocessingml/2006/main" xmlns:wne="http://schemas.microsoft.com/office/word/2006/wordml" xmlns:sl="http://schemas.openxmlformats.org/schemaLibrary/2006/main" xmlns:a="http://schemas.openxmlformats.org/drawingml/2006/main" xmlns:pic="http://schemas.openxmlformats.org/drawingml/2006/picture" xmlns:c="http://schemas.openxmlformats.org/drawingml/2006/chart" xmlns:lc="http://schemas.openxmlformats.org/drawingml/2006/lockedCanvas" xmlns:dgm="http://schemas.openxmlformats.org/drawingml/2006/diagram" xmlns:wps="http://schemas.microsoft.com/office/word/2010/wordprocessingShape" xmlns:wpg="http://schemas.microsoft.com/office/word/2010/wordprocessingGroup" xmlns:w14="http://schemas.microsoft.com/office/word/2010/wordml" xmlns:w15="http://schemas.microsoft.com/office/word/2012/wordml" xmlns:w16="http://schemas.microsoft.com/office/word/2018/wordml" xmlns:w16cex="http://schemas.microsoft.com/office/word/2018/wordml/cex" xmlns:w16cid="http://schemas.microsoft.com/office/word/2016/wordml/cid" xmlns="http://schemas.microsoft.com/office/tasks/2019/documenttasks" xmlns:cr="http://schemas.microsoft.com/office/comments/2020/reactions">
   <w:body>
+    <w:p>
+      <w:pPr/>
+      <w:r>
+        <w:rPr/>
+        <w:t xml:space="preserve">---</w:t>
+      </w:r>
+    </w:p>
+    <w:p>
+      <w:pPr/>
+      <w:r>
+        <w:rPr/>
+        <w:t xml:space="preserve">Title: 卷 1B：六大水域棲位模型與風生流</w:t>
+      </w:r>
+    </w:p>
+    <w:p>
+      <w:pPr/>
+      <w:r>
+        <w:rPr/>
+        <w:t xml:space="preserve">Volume_ID: 1B</w:t>
+      </w:r>
+    </w:p>
+    <w:p>
+      <w:pPr/>
+      <w:r>
+        <w:rPr/>
+        <w:t xml:space="preserve">Upstream_Required: 0D 報告（Baseline_Facts B0-*、Waterbody_Model_Table）</w:t>
+      </w:r>
+    </w:p>
+    <w:p>
+      <w:pPr/>
+      <w:r>
+        <w:rPr/>
+        <w:t xml:space="preserve">Core_Parameters: 偏好水深 m、溶氧耐受下限 mg/L、H₂S 毒性閾值 mg/L、風生流速度 cm/s、異重流入侵深度 m</w:t>
+      </w:r>
+    </w:p>
+    <w:p>
+      <w:pPr/>
+      <w:r>
+        <w:rPr/>
+        <w:t xml:space="preserve">Key_Mechanisms: 溶氧驅動垂直遷徙、異重流被迫上移、冷休克翻水迴避、H₂S 毒性帶迴避、風生食物鏈集中</w:t>
+      </w:r>
+    </w:p>
+    <w:p>
+      <w:pPr/>
+      <w:r>
+        <w:rPr/>
+        <w:t xml:space="preserve">Version: v1.0（Gemini Deep Research 初版 ＋ 結構補強補丁）</w:t>
+      </w:r>
+    </w:p>
+    <w:p>
+      <w:pPr/>
+      <w:r>
+        <w:rPr/>
+        <w:t xml:space="preserve">Carry_Forward_To: 3B（極端情境戰術）／4B（護巢棲位）</w:t>
+      </w:r>
+    </w:p>
+    <w:p>
+      <w:pPr/>
+      <w:r>
+        <w:rPr/>
+        <w:t xml:space="preserve">---</w:t>
+      </w:r>
+    </w:p>
     <w:p>
       <w:pPr>
         <w:pStyle w:val="Heading1"/>
@@ -4103,7 +4166,7 @@
           <w:color w:val="1f1f1f"/>
           <w:rtl w:val="0"/>
         </w:rPr>
-        <w:t xml:space="preserve">Block 1 — Inherited_Baseline</w:t>
+        <w:t>Inherited_Baseline</w:t>
       </w:r>
     </w:p>
     <w:p>
@@ -4379,7 +4442,7 @@
           <w:color w:val="1f1f1f"/>
           <w:rtl w:val="0"/>
         </w:rPr>
-        <w:t xml:space="preserve">Block 2 — Volume1B_Findings</w:t>
+        <w:t>1B_Findings</w:t>
       </w:r>
     </w:p>
     <w:p>
@@ -4404,7 +4467,7 @@
           <w:color w:val="1f1f1f"/>
           <w:rtl w:val="0"/>
         </w:rPr>
-        <w:t>[V1B-01]: 北部管理池夏季水車停機後，在 33°C 環境下底層溶氧降解速率達 0.85 mg/L/hr，於 6.0 hr 內跌破 2.0 mg/L 迴避閾值，迫使大口黑鱸向上產生 1.0 m 的棲地垂直迫遷。[Confidence: High].</w:t>
+        <w:t>[1B-01]: 北部管理池夏季水車停機後，在 33°C 環境下底層溶氧降解速率達 0.85 mg/L/hr，於 6.0 hr 內跌破 2.0 mg/L 迴避閾值，迫使大口黑鱸向上產生 1.0 m 的棲地垂直迫遷。[Confidence: High].。[信心等級：中]。</w:t>
       </w:r>
     </w:p>
     <w:p>
@@ -4429,7 +4492,7 @@
           <w:color w:val="1f1f1f"/>
           <w:rtl w:val="0"/>
         </w:rPr>
-        <w:t>[V1B-02]: 南部管理池於 35.5°C 極端高溫且 Q10 倍增效應下，水車停機引發之溶氧崩潰速率激增至 1.41 mg/L/hr，僅 3.5 hr 即迫使底棲鱸魚上移 0.8 m 至 1.2 m 進入熱緊迫區。[Confidence: High].</w:t>
+        <w:t>[1B-02]: 南部管理池於 35.5°C 極端高溫且 Q10 倍增效應下，水車停機引發之溶氧崩潰速率激增至 1.41 mg/L/hr，僅 3.5 hr 即迫使底棲鱸魚上移 0.8 m 至 1.2 m 進入熱緊迫區。[Confidence: High].。[信心等級：中]。</w:t>
       </w:r>
     </w:p>
     <w:p>
@@ -4454,7 +4517,7 @@
           <w:color w:val="1f1f1f"/>
           <w:rtl w:val="0"/>
         </w:rPr>
-        <w:t>[V1B-03]: 南部深水庫歷經春末旱季每月 80 mm 淨蒸發虧損，水位消落達 0.7 m，導致淺水礫石區暴露，迫使鱸魚棲地重心被迫等比上移 0.7 m 進入深水坡地。[Confidence: Medium].</w:t>
+        <w:t>[1B-03]: 南部深水庫歷經春末旱季每月 80 mm 淨蒸發虧損，水位消落達 0.7 m，導致淺水礫石區暴露，迫使鱸魚棲地重心被迫等比上移 0.7 m 進入深水坡地。[Confidence: Medium].。[信心等級：中]。</w:t>
       </w:r>
     </w:p>
     <w:p>
@@ -4479,7 +4542,7 @@
           <w:color w:val="1f1f1f"/>
           <w:rtl w:val="0"/>
         </w:rPr>
-        <w:t>[V1B-04]: 南部野生埤塘因具備弱育土衍生之粗砂與礫石底床，在六大水體中提供最佳之非繁殖期索餌、隱蔽與避免高濁度之棲地條件，判定為高度偏好。[Confidence: High].</w:t>
+        <w:t>[1B-04]: 南部野生埤塘因具備弱育土衍生之粗砂與礫石底床，在六大水體中提供最佳之非繁殖期索餌、隱蔽與避免高濁度之棲地條件，判定為高度偏好。[Confidence: High].。[信心等級：高]。</w:t>
       </w:r>
     </w:p>
     <w:p>
@@ -4504,7 +4567,7 @@
           <w:color w:val="1f1f1f"/>
           <w:rtl w:val="0"/>
         </w:rPr>
-        <w:t>[V1B-05]: 極端降雨引發之低溫高濁地表逕流（20°C, TSS &gt; 3000 mg/L）切入北部深水庫，產生高達 5.55 kg/m³ 密度差，驅動異重流以 0.5-0.78 弗勞德數潛入水庫 25 m 深槽。[Confidence: High].</w:t>
+        <w:t>[1B-05]: 極端降雨引發之低溫高濁地表逕流（20°C, TSS &gt; 3000 mg/L）切入北部深水庫，產生高達 5.55 kg/m³ 密度差，驅動異重流以 0.5-0.78 弗勞德數潛入水庫 25 m 深槽。[Confidence: High].。[信心等級：高]。</w:t>
       </w:r>
     </w:p>
     <w:p>
@@ -4529,7 +4592,7 @@
           <w:color w:val="1f1f1f"/>
           <w:rtl w:val="0"/>
         </w:rPr>
-        <w:t>[V1B-06]: 異重流之底層物理衝擊將迫使原棲息於 10-15 m 深度避暑的大口黑鱸，緊急向上進行 10-15 m 之強制垂直遷徙，退避至溶氧僅 4.0-5.5 mg/L 且濁度極高的 3-5 m 表水層。[Confidence: High].</w:t>
+        <w:t>[1B-06]: 異重流之底層物理衝擊將迫使原棲息於 10-15 m 深度避暑的大口黑鱸，緊急向上進行 10-15 m 之強制垂直遷徙，退避至溶氧僅 4.0-5.5 mg/L 且濁度極高的 3-5 m 表水層。[Confidence: High].。[信心等級：高]。</w:t>
       </w:r>
     </w:p>
     <w:p>
@@ -4554,7 +4617,7 @@
           <w:color w:val="1f1f1f"/>
           <w:rtl w:val="0"/>
         </w:rPr>
-        <w:t>[V1B-07]: 北部淺水埤塘冬季受冷鋒侵襲，表面水溫降至 4°C 最大密度點，與受熱容保護之 8°C 底溫形成 4°C 逆溫差閾值，完美觸發熱力學垂直翻轉。[Confidence: High].</w:t>
+        <w:t>[1B-07]: 北部淺水埤塘冬季受冷鋒侵襲，表面水溫降至 4°C 最大密度點，與受熱容保護之 8°C 底溫形成 4°C 逆溫差閾值，完美觸發熱力學垂直翻轉。[Confidence: High].。[信心等級：高]。</w:t>
       </w:r>
     </w:p>
     <w:p>
@@ -4579,7 +4642,7 @@
           <w:color w:val="1f1f1f"/>
           <w:rtl w:val="0"/>
         </w:rPr>
-        <w:t>[V1B-08]: 淺水埤塘之冬季熱力學翻轉受 &gt; 5 m/s 東北風應力放大，全水層混合僅需 2-4 hr 即可完成，並伴隨缺氧底水上湧，導致溶氧以 1.5-2.0 mg/L/hr 速率急遽降解。[Confidence: High].</w:t>
+        <w:t>[1B-08]: 淺水埤塘之冬季熱力學翻轉受 &gt; 5 m/s 東北風應力放大，全水層混合僅需 2-4 hr 即可完成，並伴隨缺氧底水上湧，導致溶氧以 1.5-2.0 mg/L/hr 速率急遽降解。[Confidence: High].。[信心等級：高]。</w:t>
       </w:r>
     </w:p>
     <w:p>
@@ -4604,7 +4667,7 @@
           <w:color w:val="1f1f1f"/>
           <w:rtl w:val="0"/>
         </w:rPr>
-        <w:t>[V1B-09]: 大口黑鱸管狀神經丘能敏銳捕捉高達 0.11 Pa 之水體壓力梯度，使其在湧升缺氧鋒面抵達前 1.0-1.5 m 處即產生預警行為，迫使魚群緊密聚集於水深 1.0-1.5 m 之懸浮層。[Confidence: Medium]..</w:t>
+        <w:t>[1B-09]: 大口黑鱸管狀神經丘能敏銳捕捉高達 0.11 Pa 之水體壓力梯度，使其在湧升缺氧鋒面抵達前 1.0-1.5 m 處即產生預警行為，迫使魚群緊密聚集於水深 1.0-1.5 m 之懸浮層。[Confidence: Medium]..。[信心等級：高]。</w:t>
       </w:r>
     </w:p>
     <w:p>
@@ -4629,7 +4692,7 @@
           <w:color w:val="1f1f1f"/>
           <w:rtl w:val="0"/>
         </w:rPr>
-        <w:t>[V1B-10]: 為防範極端缺氧時高達 8.5 mg/L 且亞致死閾值極低（0.002 mg/L）之劇毒硫化氫，大口黑鱸必須與底床保持至少 35-45 cm 之最低安全垂直懸浮距離。[Confidence: Medium].</w:t>
+        <w:t>[1B-10]: 為防範極端缺氧時高達 8.5 mg/L 且亞致死閾值極低（0.002 mg/L）之劇毒硫化氫，大口黑鱸必須與底床保持至少 35-45 cm 之最低安全垂直懸浮距離。[Confidence: Medium].。[信心等級：中]。</w:t>
       </w:r>
     </w:p>
     <w:p>
@@ -4654,7 +4717,7 @@
           <w:color w:val="1f1f1f"/>
           <w:rtl w:val="0"/>
         </w:rPr>
-        <w:t>[V1B-11]: 北部微酸性埤塘底層缺氧時將釋放 Fe²⁺，為避免接觸導致鰓部堵塞之亞鐵離子（致毒閾值 7.5 mg/L），鱸魚需維持距底泥 15-25 cm 之安全距離。[Confidence: Medium].</w:t>
+        <w:t>[1B-11]: 北部微酸性埤塘底層缺氧時將釋放 Fe²⁺，為避免接觸導致鰓部堵塞之亞鐵離子（致毒閾值 7.5 mg/L），鱸魚需維持距底泥 15-25 cm 之安全距離。[Confidence: Medium].。[信心等級：中]。</w:t>
       </w:r>
     </w:p>
     <w:p>
@@ -4679,7 +4742,7 @@
           <w:color w:val="1f1f1f"/>
           <w:rtl w:val="0"/>
         </w:rPr>
-        <w:t>[V1B-12]: 面積 1 公頃、水深 1.5 m 之淺水埤塘在 &gt; 5 m/s 風場持續驅動下，表層順風流將於背風岸產生 1.5-2.5 cm/s 之下沉流，迎風岸則產生 1.0-2.0 cm/s 之湧升補償流。[Confidence: High].</w:t>
+        <w:t>[1B-12]: 面積 1 公頃、水深 1.5 m 之淺水埤塘在 &gt; 5 m/s 風場持續驅動下，表層順風流將於背風岸產生 1.5-2.5 cm/s 之下沉流，迎風岸則產生 1.0-2.0 cm/s 之湧升補償流。[Confidence: High].。[信心等級：高]。</w:t>
       </w:r>
     </w:p>
     <w:p>
@@ -4704,7 +4767,7 @@
           <w:color w:val="1f1f1f"/>
           <w:rtl w:val="0"/>
         </w:rPr>
-        <w:t>[V1B-13]: 10 cm/s 之風驅表層流猶如輸送帶，將浮游生物與餌料魚群在 16.6 分鐘內向背風岸水平推擠傳輸達 100 m，形成高密度且失衡之食物陷阱區。[Confidence: High].</w:t>
+        <w:t>[1B-13]: 10 cm/s 之風驅表層流猶如輸送帶，將浮游生物與餌料魚群在 16.6 分鐘內向背風岸水平推擠傳輸達 100 m，形成高密度且失衡之食物陷阱區。[Confidence: High].。[信心等級：高]。</w:t>
       </w:r>
     </w:p>
     <w:p>
@@ -4729,7 +4792,7 @@
           <w:color w:val="1f1f1f"/>
           <w:rtl w:val="0"/>
         </w:rPr>
-        <w:t>[V1B-14]: 依據最佳覓食理論（OFT），大口黑鱸為極大化獵食淨收益，將集結於背風岸下沉流正下方，其最佳伏擊深度被精確計算為水面下 0.8-1.2 m 處。[Confidence: Medium].</w:t>
+        <w:t>[1B-14]: 依據最佳覓食理論（OFT），大口黑鱸為極大化獵食淨收益，將集結於背風岸下沉流正下方，其最佳伏擊深度被精確計算為水面下 0.8-1.2 m 處。[Confidence: Medium].。[信心等級：中]。</w:t>
       </w:r>
     </w:p>
     <w:p>
@@ -4754,7 +4817,7 @@
           <w:color w:val="1f1f1f"/>
           <w:rtl w:val="0"/>
         </w:rPr>
-        <w:t>[V1B-15]: 面對自斜上方被下沉流壓制之獵物，大口黑鱸為克服前方視覺盲區並最小化追擊耗能，其最佳出擊之物理仰角被計算為 45° 至 60° 之間。[Confidence: High].</w:t>
+        <w:t>[1B-15]: 面對自斜上方被下沉流壓制之獵物，大口黑鱸為克服前方視覺盲區並最小化追擊耗能，其最佳出擊之物理仰角被計算為 45° 至 60° 之間。[Confidence: High].。[信心等級：中]。</w:t>
       </w:r>
     </w:p>
     <w:p>
@@ -4780,7 +4843,7 @@
           <w:color w:val="1f1f1f"/>
           <w:rtl w:val="0"/>
         </w:rPr>
-        <w:t xml:space="preserve">Block 3 — Carry_Forward_To_Volume3</w:t>
+        <w:t>Carry_Forward_To_3B_4B（下游棲位戰術輸出）</w:t>
       </w:r>
     </w:p>
     <w:p>
@@ -4880,7 +4943,7 @@
           <w:color w:val="1f1f1f"/>
           <w:rtl w:val="0"/>
         </w:rPr>
-        <w:t>(d) 引用發現編號：V1B-01, V1B-02</w:t>
+        <w:t>(d) 引用發現編號：1B-01, 1B-02</w:t>
       </w:r>
     </w:p>
     <w:p>
@@ -4980,7 +5043,7 @@
           <w:color w:val="1f1f1f"/>
           <w:rtl w:val="0"/>
         </w:rPr>
-        <w:t>(d) 引用發現編號：V1B-05, V1B-06</w:t>
+        <w:t>(d) 引用發現編號：1B-05, 1B-06</w:t>
       </w:r>
     </w:p>
     <w:p>
@@ -5080,7 +5143,7 @@
           <w:color w:val="1f1f1f"/>
           <w:rtl w:val="0"/>
         </w:rPr>
-        <w:t>(d) 引用發現編號：V1B-07, V1B-08, V1B-09</w:t>
+        <w:t>(d) 引用發現編號：1B-07, 1B-08, 1B-09</w:t>
       </w:r>
     </w:p>
     <w:p>
@@ -5180,7 +5243,7 @@
           <w:color w:val="1f1f1f"/>
           <w:rtl w:val="0"/>
         </w:rPr>
-        <w:t>(d) 引用發現編號：V1B-10, V1B-11</w:t>
+        <w:t>(d) 引用發現編號：1B-10, 1B-11</w:t>
       </w:r>
     </w:p>
     <w:p>
@@ -5280,7 +5343,37 @@
           <w:color w:val="1f1f1f"/>
           <w:rtl w:val="0"/>
         </w:rPr>
-        <w:t>(d) 引用發現編號：V1B-12, V1B-13, V1B-14, V1B-15</w:t>
+        <w:t>(d) 引用發現編號：1B-12, 1B-13, 1B-14, 1B-15</w:t>
+      </w:r>
+    </w:p>
+    <w:p>
+      <w:pPr>
+        <w:pStyle w:val="Heading2"/>
+      </w:pPr>
+      <w:r>
+        <w:rPr/>
+        <w:t xml:space="preserve">Open_Assumptions_1B</w:t>
+      </w:r>
+    </w:p>
+    <w:p>
+      <w:pPr/>
+      <w:r>
+        <w:rPr/>
+        <w:t xml:space="preserve">[溶氧崩潰速率Q10類比假設]：(a) 不確定性原因：Q10 = 2.08 來自實驗室標準底泥，台灣管理池高有機負載（飼料殘餌）下現場值可能更高，DO 崩潰速率被低估。(b) 保守假設值：統一採用 Q10 = 2.08（下界）；停機崩潰時間估算為上界（最樂觀）。(c) 對下游卷影響：3B 極端情境中南部高溫爛底策略的停機安全時窗可能比本卷估算縮短 30–50%。</w:t>
+      </w:r>
+    </w:p>
+    <w:p>
+      <w:pPr/>
+      <w:r>
+        <w:rPr/>
+        <w:t xml:space="preserve">[H₂S/Fe²⁺ 安全距離模型假設]：(a) 不確定性原因：35–45 cm H₂S 安全距離與 15–25 cm Fe²⁺ 安全距離均基於化學濃度梯度擴散模型，未納入魚類個體行為塑性；實際迴避距離可能因個體差異而有 ±10 cm 偏差。(b) 保守假設值：採用各毒素最大可能累積濃度（最危險場景），安全距離取上界。(c) 對下游卷影響：4B 護巢行為中護巢的最小底部高度以此作為下限基礎。</w:t>
+      </w:r>
+    </w:p>
+    <w:p>
+      <w:pPr/>
+      <w:r>
+        <w:rPr/>
+        <w:t xml:space="preserve">[背風岸 OFT 伏擊模型假設]：(a) 不確定性原因：最佳覓食理論（OFT）假設魚類純追求淨能量最大化，未考慮高釣壓老魚的警戒心提升；台灣管理池釣壓下魚群偏好深度可能偏移。(b) 保守假設值：以 OFT 理想場景（無高壓）計算最佳伏擊深度 0.8–1.2 m，並在 3B 中再做高壓修正。(c) 對下游卷影響：3A 高壓老魚心理與 3B 背風岸戰術都需在本卷 OFT 基準上疊加高壓修正。</w:t>
       </w:r>
     </w:p>
     <w:p>
